--- a/docs/Further_Investigation_Answers_EN.docx
+++ b/docs/Further_Investigation_Answers_EN.docx
@@ -3412,15 +3412,8 @@
             <w:shd w:fill="1F4E79"/>
           </w:tcPr>
           <w:p>
-            <w:r/>
-            <w:r>
-              <w:rPr>
-                <w:rFonts w:ascii="Calibri" w:hAnsi="Calibri"/>
-                <w:b/>
-                <w:color w:val="FFFFFF"/>
-                <w:sz w:val="20"/>
-              </w:rPr>
-              <w:t>L4+ Regret.</w:t>
+            <w:r>
+              <w:t>L4 Regret.</w:t>
             </w:r>
           </w:p>
         </w:tc>
@@ -3450,14 +3443,8 @@
             <w:shd w:fill="F2F6FA"/>
           </w:tcPr>
           <w:p>
-            <w:r/>
-            <w:r>
-              <w:rPr>
-                <w:rFonts w:ascii="Calibri" w:hAnsi="Calibri"/>
-                <w:b w:val="0"/>
-                <w:sz w:val="20"/>
-              </w:rPr>
-              <w:t>Engineering</w:t>
+            <w:r>
+              <w:t>Retail Banking</w:t>
             </w:r>
           </w:p>
         </w:tc>
@@ -3467,14 +3454,8 @@
             <w:shd w:fill="F2F6FA"/>
           </w:tcPr>
           <w:p>
-            <w:r/>
-            <w:r>
-              <w:rPr>
-                <w:rFonts w:ascii="Calibri" w:hAnsi="Calibri"/>
-                <w:b w:val="0"/>
-                <w:sz w:val="20"/>
-              </w:rPr>
-              <w:t>3.8%</w:t>
+            <w:r>
+              <w:t>0.9%</w:t>
             </w:r>
           </w:p>
         </w:tc>
@@ -3484,14 +3465,8 @@
             <w:shd w:fill="F2F6FA"/>
           </w:tcPr>
           <w:p>
-            <w:r/>
-            <w:r>
-              <w:rPr>
-                <w:rFonts w:ascii="Calibri" w:hAnsi="Calibri"/>
-                <w:b w:val="0"/>
-                <w:sz w:val="20"/>
-              </w:rPr>
-              <w:t>5.2%</w:t>
+            <w:r>
+              <w:t>0.3%</w:t>
             </w:r>
           </w:p>
         </w:tc>
@@ -3501,14 +3476,8 @@
             <w:shd w:fill="F2F6FA"/>
           </w:tcPr>
           <w:p>
-            <w:r/>
-            <w:r>
-              <w:rPr>
-                <w:rFonts w:ascii="Calibri" w:hAnsi="Calibri"/>
-                <w:b w:val="0"/>
-                <w:sz w:val="20"/>
-              </w:rPr>
-              <w:t>8.7%</w:t>
+            <w:r>
+              <w:t>0.7%</w:t>
             </w:r>
           </w:p>
         </w:tc>
@@ -3518,14 +3487,8 @@
             <w:shd w:fill="F2F6FA"/>
           </w:tcPr>
           <w:p>
-            <w:r/>
-            <w:r>
-              <w:rPr>
-                <w:rFonts w:ascii="Calibri" w:hAnsi="Calibri"/>
-                <w:b w:val="0"/>
-                <w:sz w:val="20"/>
-              </w:rPr>
-              <w:t>4.1%</w:t>
+            <w:r>
+              <w:t>1.5%</w:t>
             </w:r>
           </w:p>
         </w:tc>
@@ -3535,14 +3498,8 @@
             <w:shd w:fill="F2F6FA"/>
           </w:tcPr>
           <w:p>
-            <w:r/>
-            <w:r>
-              <w:rPr>
-                <w:rFonts w:ascii="Calibri" w:hAnsi="Calibri"/>
-                <w:b w:val="0"/>
-                <w:sz w:val="20"/>
-              </w:rPr>
-              <w:t>5.5%</w:t>
+            <w:r>
+              <w:t>0.7%</w:t>
             </w:r>
           </w:p>
         </w:tc>
@@ -3553,14 +3510,8 @@
             <w:tcW w:type="dxa" w:w="1560"/>
           </w:tcPr>
           <w:p>
-            <w:r/>
-            <w:r>
-              <w:rPr>
-                <w:rFonts w:ascii="Calibri" w:hAnsi="Calibri"/>
-                <w:b w:val="0"/>
-                <w:sz w:val="20"/>
-              </w:rPr>
-              <w:t>Sales</w:t>
+            <w:r>
+              <w:t>Wealth Management</w:t>
             </w:r>
           </w:p>
         </w:tc>
@@ -3569,14 +3520,8 @@
             <w:tcW w:type="dxa" w:w="1560"/>
           </w:tcPr>
           <w:p>
-            <w:r/>
-            <w:r>
-              <w:rPr>
-                <w:rFonts w:ascii="Calibri" w:hAnsi="Calibri"/>
-                <w:b w:val="0"/>
-                <w:sz w:val="20"/>
-              </w:rPr>
-              <w:t>5.1%</w:t>
+            <w:r>
+              <w:t>1.2%</w:t>
             </w:r>
           </w:p>
         </w:tc>
@@ -3585,14 +3530,8 @@
             <w:tcW w:type="dxa" w:w="1560"/>
           </w:tcPr>
           <w:p>
-            <w:r/>
-            <w:r>
-              <w:rPr>
-                <w:rFonts w:ascii="Calibri" w:hAnsi="Calibri"/>
-                <w:b w:val="0"/>
-                <w:sz w:val="20"/>
-              </w:rPr>
-              <w:t>6.8%</w:t>
+            <w:r>
+              <w:t>0.0%</w:t>
             </w:r>
           </w:p>
         </w:tc>
@@ -3601,14 +3540,8 @@
             <w:tcW w:type="dxa" w:w="1560"/>
           </w:tcPr>
           <w:p>
-            <w:r/>
-            <w:r>
-              <w:rPr>
-                <w:rFonts w:ascii="Calibri" w:hAnsi="Calibri"/>
-                <w:b w:val="0"/>
-                <w:sz w:val="20"/>
-              </w:rPr>
-              <w:t>9.4%</w:t>
+            <w:r>
+              <w:t>2.8%</w:t>
             </w:r>
           </w:p>
         </w:tc>
@@ -3617,14 +3550,8 @@
             <w:tcW w:type="dxa" w:w="1560"/>
           </w:tcPr>
           <w:p>
-            <w:r/>
-            <w:r>
-              <w:rPr>
-                <w:rFonts w:ascii="Calibri" w:hAnsi="Calibri"/>
-                <w:b w:val="0"/>
-                <w:sz w:val="20"/>
-              </w:rPr>
-              <w:t>5.6%</w:t>
+            <w:r>
+              <w:t>0.0%</w:t>
             </w:r>
           </w:p>
         </w:tc>
@@ -3633,14 +3560,8 @@
             <w:tcW w:type="dxa" w:w="1560"/>
           </w:tcPr>
           <w:p>
-            <w:r/>
-            <w:r>
-              <w:rPr>
-                <w:rFonts w:ascii="Calibri" w:hAnsi="Calibri"/>
-                <w:b w:val="0"/>
-                <w:sz w:val="20"/>
-              </w:rPr>
-              <w:t>6.7%</w:t>
+            <w:r>
+              <w:t>1.0%</w:t>
             </w:r>
           </w:p>
         </w:tc>
@@ -3652,14 +3573,8 @@
             <w:shd w:fill="F2F6FA"/>
           </w:tcPr>
           <w:p>
-            <w:r/>
-            <w:r>
-              <w:rPr>
-                <w:rFonts w:ascii="Calibri" w:hAnsi="Calibri"/>
-                <w:b w:val="0"/>
-                <w:sz w:val="20"/>
-              </w:rPr>
-              <w:t>Product</w:t>
+            <w:r>
+              <w:t>Insurance</w:t>
             </w:r>
           </w:p>
         </w:tc>
@@ -3669,14 +3584,8 @@
             <w:shd w:fill="F2F6FA"/>
           </w:tcPr>
           <w:p>
-            <w:r/>
-            <w:r>
-              <w:rPr>
-                <w:rFonts w:ascii="Calibri" w:hAnsi="Calibri"/>
-                <w:b w:val="0"/>
-                <w:sz w:val="20"/>
-              </w:rPr>
-              <w:t>3.2%</w:t>
+            <w:r>
+              <w:t>1.4%</w:t>
             </w:r>
           </w:p>
         </w:tc>
@@ -3686,14 +3595,8 @@
             <w:shd w:fill="F2F6FA"/>
           </w:tcPr>
           <w:p>
-            <w:r/>
-            <w:r>
-              <w:rPr>
-                <w:rFonts w:ascii="Calibri" w:hAnsi="Calibri"/>
-                <w:b w:val="0"/>
-                <w:sz w:val="20"/>
-              </w:rPr>
-              <w:t>5.9%</w:t>
+            <w:r>
+              <w:t>1.1%</w:t>
             </w:r>
           </w:p>
         </w:tc>
@@ -3703,14 +3606,8 @@
             <w:shd w:fill="F2F6FA"/>
           </w:tcPr>
           <w:p>
-            <w:r/>
-            <w:r>
-              <w:rPr>
-                <w:rFonts w:ascii="Calibri" w:hAnsi="Calibri"/>
-                <w:b w:val="0"/>
-                <w:sz w:val="20"/>
-              </w:rPr>
-              <w:t>8.2%</w:t>
+            <w:r>
+              <w:t>1.7%</w:t>
             </w:r>
           </w:p>
         </w:tc>
@@ -3720,14 +3617,8 @@
             <w:shd w:fill="F2F6FA"/>
           </w:tcPr>
           <w:p>
-            <w:r/>
-            <w:r>
-              <w:rPr>
-                <w:rFonts w:ascii="Calibri" w:hAnsi="Calibri"/>
-                <w:b w:val="0"/>
-                <w:sz w:val="20"/>
-              </w:rPr>
-              <w:t>3.9%</w:t>
+            <w:r>
+              <w:t>2.9%</w:t>
             </w:r>
           </w:p>
         </w:tc>
@@ -3737,14 +3628,8 @@
             <w:shd w:fill="F2F6FA"/>
           </w:tcPr>
           <w:p>
-            <w:r/>
-            <w:r>
-              <w:rPr>
-                <w:rFonts w:ascii="Calibri" w:hAnsi="Calibri"/>
-                <w:b w:val="0"/>
-                <w:sz w:val="20"/>
-              </w:rPr>
-              <w:t>5.3%</w:t>
+            <w:r>
+              <w:t>1.4%</w:t>
             </w:r>
           </w:p>
         </w:tc>
@@ -3755,14 +3640,8 @@
             <w:tcW w:type="dxa" w:w="1560"/>
           </w:tcPr>
           <w:p>
-            <w:r/>
-            <w:r>
-              <w:rPr>
-                <w:rFonts w:ascii="Calibri" w:hAnsi="Calibri"/>
-                <w:b w:val="0"/>
-                <w:sz w:val="20"/>
-              </w:rPr>
-              <w:t>Operations</w:t>
+            <w:r>
+              <w:t>Technology</w:t>
             </w:r>
           </w:p>
         </w:tc>
@@ -3771,14 +3650,8 @@
             <w:tcW w:type="dxa" w:w="1560"/>
           </w:tcPr>
           <w:p>
-            <w:r/>
-            <w:r>
-              <w:rPr>
-                <w:rFonts w:ascii="Calibri" w:hAnsi="Calibri"/>
-                <w:b w:val="0"/>
-                <w:sz w:val="20"/>
-              </w:rPr>
-              <w:t>4.7%</w:t>
+            <w:r>
+              <w:t>1.0%</w:t>
             </w:r>
           </w:p>
         </w:tc>
@@ -3787,14 +3660,8 @@
             <w:tcW w:type="dxa" w:w="1560"/>
           </w:tcPr>
           <w:p>
-            <w:r/>
-            <w:r>
-              <w:rPr>
-                <w:rFonts w:ascii="Calibri" w:hAnsi="Calibri"/>
-                <w:b w:val="0"/>
-                <w:sz w:val="20"/>
-              </w:rPr>
-              <w:t>6.1%</w:t>
+            <w:r>
+              <w:t>1.1%</w:t>
             </w:r>
           </w:p>
         </w:tc>
@@ -3803,14 +3670,8 @@
             <w:tcW w:type="dxa" w:w="1560"/>
           </w:tcPr>
           <w:p>
-            <w:r/>
-            <w:r>
-              <w:rPr>
-                <w:rFonts w:ascii="Calibri" w:hAnsi="Calibri"/>
-                <w:b w:val="0"/>
-                <w:sz w:val="20"/>
-              </w:rPr>
-              <w:t>9.8%</w:t>
+            <w:r>
+              <w:t>1.4%</w:t>
             </w:r>
           </w:p>
         </w:tc>
@@ -3819,14 +3680,8 @@
             <w:tcW w:type="dxa" w:w="1560"/>
           </w:tcPr>
           <w:p>
-            <w:r/>
-            <w:r>
-              <w:rPr>
-                <w:rFonts w:ascii="Calibri" w:hAnsi="Calibri"/>
-                <w:b w:val="0"/>
-                <w:sz w:val="20"/>
-              </w:rPr>
-              <w:t>5.2%</w:t>
+            <w:r>
+              <w:t>0.0%</w:t>
             </w:r>
           </w:p>
         </w:tc>
@@ -3835,14 +3690,8 @@
             <w:tcW w:type="dxa" w:w="1560"/>
           </w:tcPr>
           <w:p>
-            <w:r/>
-            <w:r>
-              <w:rPr>
-                <w:rFonts w:ascii="Calibri" w:hAnsi="Calibri"/>
-                <w:b w:val="0"/>
-                <w:sz w:val="20"/>
-              </w:rPr>
-              <w:t>6.5%</w:t>
+            <w:r>
+              <w:t>1.0%</w:t>
             </w:r>
           </w:p>
         </w:tc>
@@ -3854,14 +3703,8 @@
             <w:shd w:fill="F2F6FA"/>
           </w:tcPr>
           <w:p>
-            <w:r/>
-            <w:r>
-              <w:rPr>
-                <w:rFonts w:ascii="Calibri" w:hAnsi="Calibri"/>
-                <w:b w:val="0"/>
-                <w:sz w:val="20"/>
-              </w:rPr>
-              <w:t>Finance</w:t>
+            <w:r>
+              <w:t>Risk &amp; Compliance</w:t>
             </w:r>
           </w:p>
         </w:tc>
@@ -3871,14 +3714,8 @@
             <w:shd w:fill="F2F6FA"/>
           </w:tcPr>
           <w:p>
-            <w:r/>
-            <w:r>
-              <w:rPr>
-                <w:rFonts w:ascii="Calibri" w:hAnsi="Calibri"/>
-                <w:b w:val="0"/>
-                <w:sz w:val="20"/>
-              </w:rPr>
-              <w:t>2.9%</w:t>
+            <w:r>
+              <w:t>1.5%</w:t>
             </w:r>
           </w:p>
         </w:tc>
@@ -3888,14 +3725,8 @@
             <w:shd w:fill="F2F6FA"/>
           </w:tcPr>
           <w:p>
-            <w:r/>
-            <w:r>
-              <w:rPr>
-                <w:rFonts w:ascii="Calibri" w:hAnsi="Calibri"/>
-                <w:b w:val="0"/>
-                <w:sz w:val="20"/>
-              </w:rPr>
-              <w:t>4.8%</w:t>
+            <w:r>
+              <w:t>1.0%</w:t>
             </w:r>
           </w:p>
         </w:tc>
@@ -3905,14 +3736,8 @@
             <w:shd w:fill="F2F6FA"/>
           </w:tcPr>
           <w:p>
-            <w:r/>
-            <w:r>
-              <w:rPr>
-                <w:rFonts w:ascii="Calibri" w:hAnsi="Calibri"/>
-                <w:b w:val="0"/>
-                <w:sz w:val="20"/>
-              </w:rPr>
-              <w:t>7.6%</w:t>
+            <w:r>
+              <w:t>3.2%</w:t>
             </w:r>
           </w:p>
         </w:tc>
@@ -3922,14 +3747,8 @@
             <w:shd w:fill="F2F6FA"/>
           </w:tcPr>
           <w:p>
-            <w:r/>
-            <w:r>
-              <w:rPr>
-                <w:rFonts w:ascii="Calibri" w:hAnsi="Calibri"/>
-                <w:b w:val="0"/>
-                <w:sz w:val="20"/>
-              </w:rPr>
-              <w:t>3.4%</w:t>
+            <w:r>
+              <w:t>5.6%</w:t>
             </w:r>
           </w:p>
         </w:tc>
@@ -3939,14 +3758,8 @@
             <w:shd w:fill="F2F6FA"/>
           </w:tcPr>
           <w:p>
-            <w:r/>
-            <w:r>
-              <w:rPr>
-                <w:rFonts w:ascii="Calibri" w:hAnsi="Calibri"/>
-                <w:b w:val="0"/>
-                <w:sz w:val="20"/>
-              </w:rPr>
-              <w:t>4.7%</w:t>
+            <w:r>
+              <w:t>1.6%</w:t>
             </w:r>
           </w:p>
         </w:tc>
@@ -3957,14 +3770,8 @@
             <w:tcW w:type="dxa" w:w="1560"/>
           </w:tcPr>
           <w:p>
-            <w:r/>
-            <w:r>
-              <w:rPr>
-                <w:rFonts w:ascii="Calibri" w:hAnsi="Calibri"/>
-                <w:b w:val="0"/>
-                <w:sz w:val="20"/>
-              </w:rPr>
-              <w:t>HR</w:t>
+            <w:r>
+              <w:t>Corporate Operations</w:t>
             </w:r>
           </w:p>
         </w:tc>
@@ -3973,14 +3780,8 @@
             <w:tcW w:type="dxa" w:w="1560"/>
           </w:tcPr>
           <w:p>
-            <w:r/>
-            <w:r>
-              <w:rPr>
-                <w:rFonts w:ascii="Calibri" w:hAnsi="Calibri"/>
-                <w:b w:val="0"/>
-                <w:sz w:val="20"/>
-              </w:rPr>
-              <w:t>3.5%</w:t>
+            <w:r>
+              <w:t>1.3%</w:t>
             </w:r>
           </w:p>
         </w:tc>
@@ -3989,14 +3790,8 @@
             <w:tcW w:type="dxa" w:w="1560"/>
           </w:tcPr>
           <w:p>
-            <w:r/>
-            <w:r>
-              <w:rPr>
-                <w:rFonts w:ascii="Calibri" w:hAnsi="Calibri"/>
-                <w:b w:val="0"/>
-                <w:sz w:val="20"/>
-              </w:rPr>
-              <w:t>5.4%</w:t>
+            <w:r>
+              <w:t>1.6%</w:t>
             </w:r>
           </w:p>
         </w:tc>
@@ -4005,14 +3800,8 @@
             <w:tcW w:type="dxa" w:w="1560"/>
           </w:tcPr>
           <w:p>
-            <w:r/>
-            <w:r>
-              <w:rPr>
-                <w:rFonts w:ascii="Calibri" w:hAnsi="Calibri"/>
-                <w:b w:val="0"/>
-                <w:sz w:val="20"/>
-              </w:rPr>
-              <w:t>8.1%</w:t>
+            <w:r>
+              <w:t>4.3%</w:t>
             </w:r>
           </w:p>
         </w:tc>
@@ -4021,14 +3810,8 @@
             <w:tcW w:type="dxa" w:w="1560"/>
           </w:tcPr>
           <w:p>
-            <w:r/>
-            <w:r>
-              <w:rPr>
-                <w:rFonts w:ascii="Calibri" w:hAnsi="Calibri"/>
-                <w:b w:val="0"/>
-                <w:sz w:val="20"/>
-              </w:rPr>
-              <w:t>4.3%</w:t>
+            <w:r>
+              <w:t>0.0%</w:t>
             </w:r>
           </w:p>
         </w:tc>
@@ -4037,14 +3820,8 @@
             <w:tcW w:type="dxa" w:w="1560"/>
           </w:tcPr>
           <w:p>
-            <w:r/>
-            <w:r>
-              <w:rPr>
-                <w:rFonts w:ascii="Calibri" w:hAnsi="Calibri"/>
-                <w:b w:val="0"/>
-                <w:sz w:val="20"/>
-              </w:rPr>
-              <w:t>5.3%</w:t>
+            <w:r>
+              <w:t>1.7%</w:t>
             </w:r>
           </w:p>
         </w:tc>
@@ -4056,14 +3833,8 @@
             <w:shd w:fill="F2F6FA"/>
           </w:tcPr>
           <w:p>
-            <w:r/>
-            <w:r>
-              <w:rPr>
-                <w:rFonts w:ascii="Calibri" w:hAnsi="Calibri"/>
-                <w:b w:val="0"/>
-                <w:sz w:val="20"/>
-              </w:rPr>
-              <w:t>Level Avg</w:t>
+            <w:r>
+              <w:t>Executive Leadership</w:t>
             </w:r>
           </w:p>
         </w:tc>
@@ -4073,14 +3844,8 @@
             <w:shd w:fill="F2F6FA"/>
           </w:tcPr>
           <w:p>
-            <w:r/>
-            <w:r>
-              <w:rPr>
-                <w:rFonts w:ascii="Calibri" w:hAnsi="Calibri"/>
-                <w:b w:val="0"/>
-                <w:sz w:val="20"/>
-              </w:rPr>
-              <w:t>3.9%</w:t>
+            <w:r>
+              <w:t>0.8%</w:t>
             </w:r>
           </w:p>
         </w:tc>
@@ -4090,14 +3855,8 @@
             <w:shd w:fill="F2F6FA"/>
           </w:tcPr>
           <w:p>
-            <w:r/>
-            <w:r>
-              <w:rPr>
-                <w:rFonts w:ascii="Calibri" w:hAnsi="Calibri"/>
-                <w:b w:val="0"/>
-                <w:sz w:val="20"/>
-              </w:rPr>
-              <w:t>5.7%</w:t>
+            <w:r>
+              <w:t>1.5%</w:t>
             </w:r>
           </w:p>
         </w:tc>
@@ -4107,14 +3866,8 @@
             <w:shd w:fill="F2F6FA"/>
           </w:tcPr>
           <w:p>
-            <w:r/>
-            <w:r>
-              <w:rPr>
-                <w:rFonts w:ascii="Calibri" w:hAnsi="Calibri"/>
-                <w:b w:val="0"/>
-                <w:sz w:val="20"/>
-              </w:rPr>
-              <w:t>8.6%</w:t>
+            <w:r>
+              <w:t>0.0%</w:t>
             </w:r>
           </w:p>
         </w:tc>
@@ -4124,14 +3877,8 @@
             <w:shd w:fill="F2F6FA"/>
           </w:tcPr>
           <w:p>
-            <w:r/>
-            <w:r>
-              <w:rPr>
-                <w:rFonts w:ascii="Calibri" w:hAnsi="Calibri"/>
-                <w:b w:val="0"/>
-                <w:sz w:val="20"/>
-              </w:rPr>
-              <w:t>4.4%</w:t>
+            <w:r>
+              <w:t>0.0%</w:t>
             </w:r>
           </w:p>
         </w:tc>
@@ -4141,15 +3888,69 @@
             <w:shd w:fill="F2F6FA"/>
           </w:tcPr>
           <w:p>
+            <w:r>
+              <w:t>0.9%</w:t>
+            </w:r>
+          </w:p>
+        </w:tc>
+      </w:tr>
+      <w:tr>
+        <w:tc>
+          <w:tcPr>
+            <w:tcW w:type="dxa" w:w="1560"/>
+          </w:tcPr>
+          <w:p>
+            <w:r>
+              <w:t>Level Avg</w:t>
+            </w:r>
+          </w:p>
+        </w:tc>
+        <w:tc>
+          <w:tcPr>
+            <w:tcW w:type="dxa" w:w="1560"/>
+          </w:tcPr>
+          <w:p>
+            <w:r>
+              <w:t>1.1%</w:t>
+            </w:r>
+          </w:p>
+        </w:tc>
+        <w:tc>
+          <w:tcPr>
+            <w:tcW w:type="dxa" w:w="1560"/>
+          </w:tcPr>
+          <w:p>
+            <w:r>
+              <w:t>0.9%</w:t>
+            </w:r>
+          </w:p>
+        </w:tc>
+        <w:tc>
+          <w:tcPr>
+            <w:tcW w:type="dxa" w:w="1560"/>
+          </w:tcPr>
+          <w:p>
+            <w:r>
+              <w:t>2.0%</w:t>
+            </w:r>
+          </w:p>
+        </w:tc>
+        <w:tc>
+          <w:tcPr>
+            <w:tcW w:type="dxa" w:w="1560"/>
+          </w:tcPr>
+          <w:p>
+            <w:r>
+              <w:t>1.8%</w:t>
+            </w:r>
+          </w:p>
+        </w:tc>
+        <w:tc>
+          <w:tcPr>
+            <w:tcW w:type="dxa" w:w="1560"/>
+          </w:tcPr>
+          <w:p>
             <w:r/>
-            <w:r>
-              <w:rPr>
-                <w:rFonts w:ascii="Calibri" w:hAnsi="Calibri"/>
-                <w:b w:val="0"/>
-                <w:sz w:val="20"/>
-              </w:rPr>
-              <w:t>5.7%</w:t>
-            </w:r>
           </w:p>
         </w:tc>
       </w:tr>
@@ -4165,7 +3966,7 @@
           <w:i/>
           <w:sz w:val="22"/>
         </w:rPr>
-        <w:t>Conclusion: Level L3 records the highest regrettable exit rate across every department (dept range 7.6%-9.8%, level average 8.6%), identifying mid-career L3 as the critical retention risk tier.</w:t>
+        <w:t>Conclusion: Level L4 records the highest regrettable exit rate in Risk &amp; Compliance at 5.6%, while Level L3 peaks in Corporate Operations at 4.3%. The overall regrettable exit rate is 1.2%, with Corporate Operations (1.7%) and Risk &amp; Compliance (1.6%) showing the highest department-level averages.</w:t>
       </w:r>
     </w:p>
     <w:p>
